--- a/proactive-english-c1-sy/out/PE-C1-BK1-SY_Unit10_AnswerKey.docx
+++ b/proactive-english-c1-sy/out/PE-C1-BK1-SY_Unit10_AnswerKey.docx
@@ -31664,7 +31664,7 @@
                 <w:sz w:val="22"/>
                 <w:szCs w:val="22"/>
               </w:rPr>
-              <w:t xml:space="preserve">This is the seventh mediation and the first in which half the complaint is not the other party's fault at all.</w:t>
+              <w:t xml:space="preserve">This is the tenth mediation and the first in which half the complaint is not the other party's fault at all.</w:t>
             </w:r>
             <w:r>
               <w:rPr>
